--- a/out/generated.docx
+++ b/out/generated.docx
@@ -150,6 +150,14 @@
       <w:pPr/>
       <w:r>
         <w:t>在此公式中， 代表标准分类损失，在当前二分类任务的具体设定中采用的是BCEWithLogitsLoss。同时，为了保证二分类任务中BCE损失的语义一致性，模型采用Sigmoid函数而非Softmax函数将原始logits转换为概率分布，进而计算KL散度。参数  作为KL散度正则项的权重系数，在本研究中被设定为0.5。通过引入这种一致性约束，R-Drop有效抑制了模型对特定随机失活模式的过度依赖，迫使模型学习到更为本质和鲁棒的特征表示，从而显著增强了泛化能力。</w:t>
+      </w:r>
+    </w:p>
+    <w:p>
+      <w:pPr>
+        <w:pStyle w:val="2"/>
+      </w:pPr>
+      <w:r>
+        <w:t>2.2梯度裁剪</w:t>
       </w:r>
     </w:p>
     <w:p>
